--- a/网八技校模拟赛Ⅰ/老yd与并查集/老yd与并查集.docx
+++ b/网八技校模拟赛Ⅰ/老yd与并查集/老yd与并查集.docx
@@ -278,7 +278,20 @@
           <w:szCs w:val="24"/>
           <w:lang w:eastAsia="zh-CN"/>
         </w:rPr>
-        <w:t>e表示自然对数。</w:t>
+        <w:t>e表示自然底数</w:t>
+      </w:r>
+      <w:bookmarkStart w:id="6" w:name="_GoBack"/>
+      <w:bookmarkEnd w:id="6"/>
+      <w:r>
+        <w:rPr>
+          <w:rFonts w:hint="default"/>
+          <w:b w:val="0"/>
+          <w:bCs w:val="0"/>
+          <w:sz w:val="24"/>
+          <w:szCs w:val="24"/>
+          <w:lang w:eastAsia="zh-CN"/>
+        </w:rPr>
+        <w:t>。</w:t>
       </w:r>
     </w:p>
     <w:p>
@@ -693,18 +706,19 @@
     </w:p>
     <w:p>
       <w:pPr>
-        <w:jc w:val="both"/>
-        <w:rPr>
-          <w:rFonts w:hint="eastAsia"/>
-          <w:b w:val="0"/>
-          <w:bCs w:val="0"/>
-          <w:sz w:val="24"/>
-          <w:szCs w:val="24"/>
-          <w:lang w:val="en-US" w:eastAsia="zh-CN"/>
-        </w:rPr>
-      </w:pPr>
-      <w:bookmarkStart w:id="6" w:name="_GoBack"/>
-      <w:bookmarkEnd w:id="6"/>
+        <w:tabs>
+          <w:tab w:val="left" w:pos="6345"/>
+        </w:tabs>
+        <w:jc w:val="both"/>
+        <w:rPr>
+          <w:rFonts w:hint="eastAsia"/>
+          <w:b w:val="0"/>
+          <w:bCs w:val="0"/>
+          <w:sz w:val="24"/>
+          <w:szCs w:val="24"/>
+          <w:lang w:eastAsia="zh-CN"/>
+        </w:rPr>
+      </w:pPr>
     </w:p>
     <w:p>
       <w:pPr>

--- a/网八技校模拟赛Ⅰ/老yd与并查集/老yd与并查集.docx
+++ b/网八技校模拟赛Ⅰ/老yd与并查集/老yd与并查集.docx
@@ -35,7 +35,7 @@
           <w:szCs w:val="21"/>
           <w:lang w:val="en-US" w:eastAsia="zh-CN"/>
         </w:rPr>
-        <w:t>MB,</w:t>
+        <w:t>MB,1S,</w:t>
       </w:r>
       <w:r>
         <w:rPr>
@@ -46,7 +46,7 @@
           <w:szCs w:val="21"/>
           <w:lang w:eastAsia="zh-CN"/>
         </w:rPr>
-        <w:t>2</w:t>
+        <w:t>oldyd</w:t>
       </w:r>
       <w:r>
         <w:rPr>
@@ -57,28 +57,6 @@
           <w:szCs w:val="21"/>
           <w:lang w:val="en-US" w:eastAsia="zh-CN"/>
         </w:rPr>
-        <w:t>S,</w:t>
-      </w:r>
-      <w:r>
-        <w:rPr>
-          <w:rFonts w:hint="default"/>
-          <w:b/>
-          <w:bCs/>
-          <w:sz w:val="21"/>
-          <w:szCs w:val="21"/>
-          <w:lang w:eastAsia="zh-CN"/>
-        </w:rPr>
-        <w:t>oldyd</w:t>
-      </w:r>
-      <w:r>
-        <w:rPr>
-          <w:rFonts w:hint="eastAsia"/>
-          <w:b/>
-          <w:bCs/>
-          <w:sz w:val="21"/>
-          <w:szCs w:val="21"/>
-          <w:lang w:val="en-US" w:eastAsia="zh-CN"/>
-        </w:rPr>
         <w:t>.xxx</w:t>
       </w:r>
     </w:p>
@@ -156,29 +134,29 @@
           <w:szCs w:val="24"/>
           <w:lang w:eastAsia="zh-CN"/>
         </w:rPr>
-        <w:t>“儿子的father还是</w:t>
-      </w:r>
-      <w:r>
-        <w:rPr>
-          <w:rFonts w:hint="default"/>
-          <w:b w:val="0"/>
-          <w:bCs w:val="0"/>
-          <w:sz w:val="24"/>
-          <w:szCs w:val="24"/>
-          <w:lang w:eastAsia="zh-CN"/>
-        </w:rPr>
-        <w:t>father</w:t>
-      </w:r>
-      <w:r>
-        <w:rPr>
-          <w:rFonts w:hint="default"/>
-          <w:b w:val="0"/>
-          <w:bCs w:val="0"/>
-          <w:sz w:val="24"/>
-          <w:szCs w:val="24"/>
-          <w:lang w:eastAsia="zh-CN"/>
-        </w:rPr>
-        <w:t>——路径压缩并查集”</w:t>
+        <w:t>“father</w:t>
+      </w:r>
+      <w:r>
+        <w:rPr>
+          <w:rFonts w:hint="eastAsia"/>
+          <w:b w:val="0"/>
+          <w:bCs w:val="0"/>
+          <w:sz w:val="24"/>
+          <w:szCs w:val="24"/>
+          <w:lang w:eastAsia="zh-CN"/>
+        </w:rPr>
+        <w:t>的</w:t>
+      </w:r>
+      <w:r>
+        <w:rPr>
+          <w:rFonts w:hint="default"/>
+          <w:b w:val="0"/>
+          <w:bCs w:val="0"/>
+          <w:sz w:val="24"/>
+          <w:szCs w:val="24"/>
+          <w:lang w:eastAsia="zh-CN"/>
+        </w:rPr>
+        <w:t>father还是father——路径压缩并查集”</w:t>
       </w:r>
     </w:p>
     <w:p>
@@ -203,82 +181,7 @@
           <w:szCs w:val="24"/>
           <w:lang w:eastAsia="zh-CN"/>
         </w:rPr>
-        <w:t>老yd对并查集的深入研究令人折服，无论关于路径压缩的伦理名言还是对于带权并查集的熟练运用。于是他发明了一个定义域为非负实数的函数f(i);</w:t>
-      </w:r>
-    </w:p>
-    <w:p>
-      <w:pPr>
-        <w:ind w:firstLine="420" w:firstLineChars="0"/>
-        <w:jc w:val="both"/>
-        <w:rPr>
-          <w:rFonts w:hint="default"/>
-          <w:b w:val="0"/>
-          <w:bCs w:val="0"/>
-          <w:sz w:val="24"/>
-          <w:szCs w:val="24"/>
-          <w:lang w:eastAsia="zh-CN"/>
-        </w:rPr>
-      </w:pPr>
-      <w:r>
-        <w:rPr>
-          <w:rFonts w:hint="default"/>
-          <w:b w:val="0"/>
-          <w:bCs w:val="0"/>
-          <w:sz w:val="24"/>
-          <w:szCs w:val="24"/>
-          <w:lang w:eastAsia="zh-CN"/>
-        </w:rPr>
-        <w:t>f(i) = A; (0 &lt;= i &lt; B);</w:t>
-      </w:r>
-    </w:p>
-    <w:p>
-      <w:pPr>
-        <w:ind w:firstLine="420" w:firstLineChars="0"/>
-        <w:jc w:val="both"/>
-        <w:rPr>
-          <w:rFonts w:hint="default"/>
-          <w:b w:val="0"/>
-          <w:bCs w:val="0"/>
-          <w:sz w:val="24"/>
-          <w:szCs w:val="24"/>
-          <w:lang w:eastAsia="zh-CN"/>
-        </w:rPr>
-      </w:pPr>
-      <w:r>
-        <w:rPr>
-          <w:rFonts w:hint="default"/>
-          <w:b w:val="0"/>
-          <w:bCs w:val="0"/>
-          <w:sz w:val="24"/>
-          <w:szCs w:val="24"/>
-          <w:lang w:eastAsia="zh-CN"/>
-        </w:rPr>
-        <w:t>f(i) = C * f(i - 1) + D * f(i - e); (i &gt;= B)</w:t>
-      </w:r>
-    </w:p>
-    <w:p>
-      <w:pPr>
-        <w:ind w:firstLine="420" w:firstLineChars="0"/>
-        <w:jc w:val="both"/>
-        <w:rPr>
-          <w:rFonts w:hint="eastAsia"/>
-          <w:b w:val="0"/>
-          <w:bCs w:val="0"/>
-          <w:sz w:val="24"/>
-          <w:szCs w:val="24"/>
-          <w:lang w:eastAsia="zh-CN"/>
-        </w:rPr>
-      </w:pPr>
-      <w:r>
-        <w:rPr>
-          <w:rFonts w:hint="default"/>
-          <w:b w:val="0"/>
-          <w:bCs w:val="0"/>
-          <w:sz w:val="24"/>
-          <w:szCs w:val="24"/>
-          <w:lang w:eastAsia="zh-CN"/>
-        </w:rPr>
-        <w:t>e表示自然底数</w:t>
+        <w:t>老yd对并查集的深入研究令人折服，无论关于路径压缩的伦理</w:t>
       </w:r>
       <w:bookmarkStart w:id="6" w:name="_GoBack"/>
       <w:bookmarkEnd w:id="6"/>
@@ -291,7 +194,82 @@
           <w:szCs w:val="24"/>
           <w:lang w:eastAsia="zh-CN"/>
         </w:rPr>
-        <w:t>。</w:t>
+        <w:t>名言还是对于带权并查集的熟练运用。于是他发明了一个定义域为非负实数的函数f(i);</w:t>
+      </w:r>
+    </w:p>
+    <w:p>
+      <w:pPr>
+        <w:ind w:firstLine="420" w:firstLineChars="0"/>
+        <w:jc w:val="both"/>
+        <w:rPr>
+          <w:rFonts w:hint="default"/>
+          <w:b w:val="0"/>
+          <w:bCs w:val="0"/>
+          <w:sz w:val="24"/>
+          <w:szCs w:val="24"/>
+          <w:lang w:eastAsia="zh-CN"/>
+        </w:rPr>
+      </w:pPr>
+      <w:r>
+        <w:rPr>
+          <w:rFonts w:hint="default"/>
+          <w:b w:val="0"/>
+          <w:bCs w:val="0"/>
+          <w:sz w:val="24"/>
+          <w:szCs w:val="24"/>
+          <w:lang w:eastAsia="zh-CN"/>
+        </w:rPr>
+        <w:t>f(i) = A; (0 &lt;= i &lt; B);</w:t>
+      </w:r>
+    </w:p>
+    <w:p>
+      <w:pPr>
+        <w:ind w:firstLine="420" w:firstLineChars="0"/>
+        <w:jc w:val="both"/>
+        <w:rPr>
+          <w:rFonts w:hint="default"/>
+          <w:b w:val="0"/>
+          <w:bCs w:val="0"/>
+          <w:sz w:val="24"/>
+          <w:szCs w:val="24"/>
+          <w:lang w:eastAsia="zh-CN"/>
+        </w:rPr>
+      </w:pPr>
+      <w:r>
+        <w:rPr>
+          <w:rFonts w:hint="default"/>
+          <w:b w:val="0"/>
+          <w:bCs w:val="0"/>
+          <w:sz w:val="24"/>
+          <w:szCs w:val="24"/>
+          <w:lang w:eastAsia="zh-CN"/>
+        </w:rPr>
+        <w:t>f(i) = C * f(i - 1) + D * f(i - e); (i &gt;= B)</w:t>
+      </w:r>
+    </w:p>
+    <w:p>
+      <w:pPr>
+        <w:ind w:firstLine="420" w:firstLineChars="0"/>
+        <w:jc w:val="both"/>
+        <w:rPr>
+          <w:rFonts w:hint="eastAsia"/>
+          <w:b w:val="0"/>
+          <w:bCs w:val="0"/>
+          <w:sz w:val="24"/>
+          <w:szCs w:val="24"/>
+          <w:lang w:eastAsia="zh-CN"/>
+        </w:rPr>
+      </w:pPr>
+      <w:r>
+        <w:rPr>
+          <w:rFonts w:hint="default"/>
+          <w:b w:val="0"/>
+          <w:bCs w:val="0"/>
+          <w:sz w:val="24"/>
+          <w:szCs w:val="24"/>
+          <w:lang w:eastAsia="zh-CN"/>
+        </w:rPr>
+        <w:t>e表示自然底数。</w:t>
       </w:r>
     </w:p>
     <w:p>
@@ -701,7 +679,7 @@
           <w:szCs w:val="24"/>
           <w:lang w:eastAsia="zh-CN"/>
         </w:rPr>
-        <w:t>1 &lt;= A, C, D &lt;= 10^9; 3 &lt;= B &lt;= 10^9; 0 &lt;= n &lt;= 1e7; 1 &lt;= M &lt;= 5;</w:t>
+        <w:t>1 &lt;= A, C, D &lt;= 10^9; 3 &lt;= B &lt;= n &lt;= 1e7; 1 &lt;= M &lt;= 5;</w:t>
       </w:r>
     </w:p>
     <w:p>
@@ -716,7 +694,7 @@
           <w:bCs w:val="0"/>
           <w:sz w:val="24"/>
           <w:szCs w:val="24"/>
-          <w:lang w:eastAsia="zh-CN"/>
+          <w:lang w:val="en-US" w:eastAsia="zh-CN"/>
         </w:rPr>
       </w:pPr>
     </w:p>
@@ -1091,7 +1069,7 @@
   <a:themeElements>
     <a:clrScheme name="Office">
       <a:dk1>
-        <a:sysClr val="windowText" lastClr="4C4C4C"/>
+        <a:sysClr val="windowText" lastClr="000000"/>
       </a:dk1>
       <a:lt1>
         <a:sysClr val="window" lastClr="FFFFFF"/>

--- a/网八技校模拟赛Ⅰ/老yd与并查集/老yd与并查集.docx
+++ b/网八技校模拟赛Ⅰ/老yd与并查集/老yd与并查集.docx
@@ -181,20 +181,7 @@
           <w:szCs w:val="24"/>
           <w:lang w:eastAsia="zh-CN"/>
         </w:rPr>
-        <w:t>老yd对并查集的深入研究令人折服，无论关于路径压缩的伦理</w:t>
-      </w:r>
-      <w:bookmarkStart w:id="6" w:name="_GoBack"/>
-      <w:bookmarkEnd w:id="6"/>
-      <w:r>
-        <w:rPr>
-          <w:rFonts w:hint="default"/>
-          <w:b w:val="0"/>
-          <w:bCs w:val="0"/>
-          <w:sz w:val="24"/>
-          <w:szCs w:val="24"/>
-          <w:lang w:eastAsia="zh-CN"/>
-        </w:rPr>
-        <w:t>名言还是对于带权并查集的熟练运用。于是他发明了一个定义域为非负实数的函数f(i);</w:t>
+        <w:t>老yd对并查集的深入研究令人折服，无论关于路径压缩的伦理名言还是对于带权并查集的熟练运用。于是他发明了一个定义域为非负实数的函数f(i);</w:t>
       </w:r>
     </w:p>
     <w:p>
@@ -563,6 +550,223 @@
           <w:lang w:val="en-US" w:eastAsia="zh-CN"/>
         </w:rPr>
       </w:pPr>
+      <w:r>
+        <w:rPr>
+          <w:rFonts w:hint="eastAsia"/>
+          <w:b w:val="0"/>
+          <w:bCs w:val="0"/>
+          <w:color w:val="auto"/>
+          <w:sz w:val="24"/>
+          <w:szCs w:val="24"/>
+          <w:lang w:val="en-US" w:eastAsia="zh-CN"/>
+        </w:rPr>
+        <w:t>1 3 7 4</w:t>
+      </w:r>
+    </w:p>
+    <w:p>
+      <w:pPr>
+        <w:widowControl w:val="0"/>
+        <w:numPr>
+          <w:ilvl w:val="0"/>
+          <w:numId w:val="0"/>
+        </w:numPr>
+        <w:jc w:val="both"/>
+        <w:rPr>
+          <w:rFonts w:hint="eastAsia"/>
+          <w:b w:val="0"/>
+          <w:bCs w:val="0"/>
+          <w:color w:val="auto"/>
+          <w:sz w:val="24"/>
+          <w:szCs w:val="24"/>
+          <w:lang w:val="en-US" w:eastAsia="zh-CN"/>
+        </w:rPr>
+      </w:pPr>
+      <w:r>
+        <w:rPr>
+          <w:rFonts w:hint="eastAsia"/>
+          <w:b w:val="0"/>
+          <w:bCs w:val="0"/>
+          <w:color w:val="auto"/>
+          <w:sz w:val="24"/>
+          <w:szCs w:val="24"/>
+          <w:lang w:val="en-US" w:eastAsia="zh-CN"/>
+        </w:rPr>
+        <w:t xml:space="preserve">5 </w:t>
+      </w:r>
+    </w:p>
+    <w:p>
+      <w:pPr>
+        <w:widowControl w:val="0"/>
+        <w:numPr>
+          <w:ilvl w:val="0"/>
+          <w:numId w:val="0"/>
+        </w:numPr>
+        <w:jc w:val="both"/>
+        <w:rPr>
+          <w:rFonts w:hint="eastAsia"/>
+          <w:b w:val="0"/>
+          <w:bCs w:val="0"/>
+          <w:color w:val="auto"/>
+          <w:sz w:val="24"/>
+          <w:szCs w:val="24"/>
+          <w:lang w:val="en-US" w:eastAsia="zh-CN"/>
+        </w:rPr>
+      </w:pPr>
+      <w:r>
+        <w:rPr>
+          <w:rFonts w:hint="eastAsia"/>
+          <w:b w:val="0"/>
+          <w:bCs w:val="0"/>
+          <w:color w:val="auto"/>
+          <w:sz w:val="24"/>
+          <w:szCs w:val="24"/>
+          <w:lang w:val="en-US" w:eastAsia="zh-CN"/>
+        </w:rPr>
+        <w:t>3</w:t>
+      </w:r>
+    </w:p>
+    <w:p>
+      <w:pPr>
+        <w:widowControl w:val="0"/>
+        <w:numPr>
+          <w:ilvl w:val="0"/>
+          <w:numId w:val="0"/>
+        </w:numPr>
+        <w:jc w:val="both"/>
+        <w:rPr>
+          <w:rFonts w:hint="eastAsia"/>
+          <w:b w:val="0"/>
+          <w:bCs w:val="0"/>
+          <w:color w:val="auto"/>
+          <w:sz w:val="24"/>
+          <w:szCs w:val="24"/>
+          <w:lang w:val="en-US" w:eastAsia="zh-CN"/>
+        </w:rPr>
+      </w:pPr>
+      <w:r>
+        <w:rPr>
+          <w:rFonts w:hint="eastAsia"/>
+          <w:b w:val="0"/>
+          <w:bCs w:val="0"/>
+          <w:color w:val="auto"/>
+          <w:sz w:val="24"/>
+          <w:szCs w:val="24"/>
+          <w:lang w:val="en-US" w:eastAsia="zh-CN"/>
+        </w:rPr>
+        <w:t>10</w:t>
+      </w:r>
+    </w:p>
+    <w:p>
+      <w:pPr>
+        <w:widowControl w:val="0"/>
+        <w:numPr>
+          <w:ilvl w:val="0"/>
+          <w:numId w:val="0"/>
+        </w:numPr>
+        <w:jc w:val="both"/>
+        <w:rPr>
+          <w:rFonts w:hint="eastAsia"/>
+          <w:b w:val="0"/>
+          <w:bCs w:val="0"/>
+          <w:color w:val="auto"/>
+          <w:sz w:val="24"/>
+          <w:szCs w:val="24"/>
+          <w:lang w:val="en-US" w:eastAsia="zh-CN"/>
+        </w:rPr>
+      </w:pPr>
+      <w:r>
+        <w:rPr>
+          <w:rFonts w:hint="eastAsia"/>
+          <w:b w:val="0"/>
+          <w:bCs w:val="0"/>
+          <w:color w:val="auto"/>
+          <w:sz w:val="24"/>
+          <w:szCs w:val="24"/>
+          <w:lang w:val="en-US" w:eastAsia="zh-CN"/>
+        </w:rPr>
+        <w:t>137</w:t>
+      </w:r>
+    </w:p>
+    <w:p>
+      <w:pPr>
+        <w:widowControl w:val="0"/>
+        <w:numPr>
+          <w:ilvl w:val="0"/>
+          <w:numId w:val="0"/>
+        </w:numPr>
+        <w:jc w:val="both"/>
+        <w:rPr>
+          <w:rFonts w:hint="eastAsia"/>
+          <w:b w:val="0"/>
+          <w:bCs w:val="0"/>
+          <w:color w:val="auto"/>
+          <w:sz w:val="24"/>
+          <w:szCs w:val="24"/>
+          <w:lang w:val="en-US" w:eastAsia="zh-CN"/>
+        </w:rPr>
+      </w:pPr>
+      <w:r>
+        <w:rPr>
+          <w:rFonts w:hint="eastAsia"/>
+          <w:b w:val="0"/>
+          <w:bCs w:val="0"/>
+          <w:color w:val="auto"/>
+          <w:sz w:val="24"/>
+          <w:szCs w:val="24"/>
+          <w:lang w:val="en-US" w:eastAsia="zh-CN"/>
+        </w:rPr>
+        <w:t>65</w:t>
+      </w:r>
+    </w:p>
+    <w:p>
+      <w:pPr>
+        <w:widowControl w:val="0"/>
+        <w:numPr>
+          <w:ilvl w:val="0"/>
+          <w:numId w:val="0"/>
+        </w:numPr>
+        <w:jc w:val="both"/>
+        <w:rPr>
+          <w:rFonts w:hint="eastAsia"/>
+          <w:b w:val="0"/>
+          <w:bCs w:val="0"/>
+          <w:color w:val="auto"/>
+          <w:sz w:val="24"/>
+          <w:szCs w:val="24"/>
+          <w:lang w:val="en-US" w:eastAsia="zh-CN"/>
+        </w:rPr>
+      </w:pPr>
+      <w:r>
+        <w:rPr>
+          <w:rFonts w:hint="eastAsia"/>
+          <w:b w:val="0"/>
+          <w:bCs w:val="0"/>
+          <w:color w:val="auto"/>
+          <w:sz w:val="24"/>
+          <w:szCs w:val="24"/>
+          <w:lang w:val="en-US" w:eastAsia="zh-CN"/>
+        </w:rPr>
+        <w:t>38</w:t>
+      </w:r>
+    </w:p>
+    <w:p>
+      <w:pPr>
+        <w:widowControl w:val="0"/>
+        <w:numPr>
+          <w:ilvl w:val="0"/>
+          <w:numId w:val="0"/>
+        </w:numPr>
+        <w:jc w:val="both"/>
+        <w:rPr>
+          <w:rFonts w:hint="eastAsia"/>
+          <w:b w:val="0"/>
+          <w:bCs w:val="0"/>
+          <w:color w:val="auto"/>
+          <w:sz w:val="24"/>
+          <w:szCs w:val="24"/>
+          <w:lang w:val="en-US" w:eastAsia="zh-CN"/>
+        </w:rPr>
+      </w:pPr>
     </w:p>
     <w:p>
       <w:pPr>
@@ -587,6 +791,8 @@
         </w:rPr>
         <w:t>样例输出</w:t>
       </w:r>
+      <w:bookmarkStart w:id="6" w:name="_GoBack"/>
+      <w:bookmarkEnd w:id="6"/>
     </w:p>
     <w:p>
       <w:pPr>
@@ -601,6 +807,113 @@
         </w:rPr>
       </w:pPr>
       <w:bookmarkStart w:id="5" w:name="OLE_LINK9"/>
+      <w:r>
+        <w:rPr>
+          <w:rFonts w:hint="eastAsia"/>
+          <w:b w:val="0"/>
+          <w:bCs w:val="0"/>
+          <w:sz w:val="24"/>
+          <w:szCs w:val="24"/>
+          <w:lang w:val="en-US" w:eastAsia="zh-CN"/>
+        </w:rPr>
+        <w:t>11</w:t>
+      </w:r>
+    </w:p>
+    <w:p>
+      <w:pPr>
+        <w:jc w:val="both"/>
+        <w:rPr>
+          <w:rFonts w:hint="eastAsia"/>
+          <w:b w:val="0"/>
+          <w:bCs w:val="0"/>
+          <w:sz w:val="24"/>
+          <w:szCs w:val="24"/>
+          <w:lang w:val="en-US" w:eastAsia="zh-CN"/>
+        </w:rPr>
+      </w:pPr>
+      <w:r>
+        <w:rPr>
+          <w:rFonts w:hint="eastAsia"/>
+          <w:b w:val="0"/>
+          <w:bCs w:val="0"/>
+          <w:sz w:val="24"/>
+          <w:szCs w:val="24"/>
+          <w:lang w:val="en-US" w:eastAsia="zh-CN"/>
+        </w:rPr>
+        <w:t>10153081</w:t>
+      </w:r>
+    </w:p>
+    <w:p>
+      <w:pPr>
+        <w:jc w:val="both"/>
+        <w:rPr>
+          <w:rFonts w:hint="eastAsia"/>
+          <w:b w:val="0"/>
+          <w:bCs w:val="0"/>
+          <w:sz w:val="24"/>
+          <w:szCs w:val="24"/>
+          <w:lang w:val="en-US" w:eastAsia="zh-CN"/>
+        </w:rPr>
+      </w:pPr>
+      <w:r>
+        <w:rPr>
+          <w:rFonts w:hint="eastAsia"/>
+          <w:b w:val="0"/>
+          <w:bCs w:val="0"/>
+          <w:sz w:val="24"/>
+          <w:szCs w:val="24"/>
+          <w:lang w:val="en-US" w:eastAsia="zh-CN"/>
+        </w:rPr>
+        <w:t>399262231</w:t>
+      </w:r>
+    </w:p>
+    <w:p>
+      <w:pPr>
+        <w:jc w:val="both"/>
+        <w:rPr>
+          <w:rFonts w:hint="eastAsia"/>
+          <w:b w:val="0"/>
+          <w:bCs w:val="0"/>
+          <w:sz w:val="24"/>
+          <w:szCs w:val="24"/>
+          <w:lang w:val="en-US" w:eastAsia="zh-CN"/>
+        </w:rPr>
+      </w:pPr>
+      <w:r>
+        <w:rPr>
+          <w:rFonts w:hint="eastAsia"/>
+          <w:b w:val="0"/>
+          <w:bCs w:val="0"/>
+          <w:sz w:val="24"/>
+          <w:szCs w:val="24"/>
+          <w:lang w:val="en-US" w:eastAsia="zh-CN"/>
+        </w:rPr>
+        <w:t>911840238</w:t>
+      </w:r>
+    </w:p>
+    <w:p>
+      <w:pPr>
+        <w:jc w:val="both"/>
+        <w:rPr>
+          <w:rFonts w:hint="eastAsia"/>
+          <w:b w:val="0"/>
+          <w:bCs w:val="0"/>
+          <w:sz w:val="24"/>
+          <w:szCs w:val="24"/>
+          <w:lang w:val="en-US" w:eastAsia="zh-CN"/>
+        </w:rPr>
+      </w:pPr>
+      <w:r>
+        <w:rPr>
+          <w:rFonts w:hint="eastAsia"/>
+          <w:b w:val="0"/>
+          <w:bCs w:val="0"/>
+          <w:sz w:val="24"/>
+          <w:szCs w:val="24"/>
+          <w:lang w:val="en-US" w:eastAsia="zh-CN"/>
+        </w:rPr>
+        <w:t>777440793</w:t>
+      </w:r>
     </w:p>
     <w:p>
       <w:pPr>

--- a/网八技校模拟赛Ⅰ/老yd与并查集/老yd与并查集.docx
+++ b/网八技校模拟赛Ⅰ/老yd与并查集/老yd与并查集.docx
@@ -35,7 +35,7 @@
           <w:szCs w:val="21"/>
           <w:lang w:val="en-US" w:eastAsia="zh-CN"/>
         </w:rPr>
-        <w:t>MB,1S,</w:t>
+        <w:t>MB,2S,</w:t>
       </w:r>
       <w:r>
         <w:rPr>
@@ -110,6 +110,8 @@
         </w:rPr>
         <w:t>问题描述</w:t>
       </w:r>
+      <w:bookmarkStart w:id="6" w:name="_GoBack"/>
+      <w:bookmarkEnd w:id="6"/>
     </w:p>
     <w:p>
       <w:pPr>
@@ -791,8 +793,6 @@
         </w:rPr>
         <w:t>样例输出</w:t>
       </w:r>
-      <w:bookmarkStart w:id="6" w:name="_GoBack"/>
-      <w:bookmarkEnd w:id="6"/>
     </w:p>
     <w:p>
       <w:pPr>
